--- a/Rechnung_26-0018_27_08_2026_Herr_Springorum_Kurt.docx
+++ b/Rechnung_26-0018_27_08_2026_Herr_Springorum_Kurt.docx
@@ -176,15 +176,24 @@
           </w:tcPr>
           <w:p>
             <w:r>
-              <w:t xml:space="preserve">Kurt Springorum</w:t>
-            </w:r>
+              <w:t xml:space="preserve">Kurt </w:t>
+            </w:r>
+            <w:proofErr w:type="spellStart"/>
+            <w:r>
+              <w:t>Springorum</w:t>
+            </w:r>
+            <w:proofErr w:type="spellEnd"/>
             <w:r>
               <w:br/>
-              <w:t xml:space="preserve">Bredenbekhörn</w:t>
-            </w:r>
+            </w:r>
+            <w:proofErr w:type="spellStart"/>
+            <w:r>
+              <w:t>Bredenbekhörn</w:t>
+            </w:r>
+            <w:proofErr w:type="spellEnd"/>
             <w:r>
               <w:br/>
-              <w:t xml:space="preserve">22397 Hamburg</w:t>
+              <w:t>22397 Hamburg</w:t>
             </w:r>
           </w:p>
         </w:tc>
@@ -232,6 +241,7 @@
               <w:spacing w:after="120"/>
               <w:rPr>
                 <w:b/>
+                <w:lang w:val="de-DE"/>
               </w:rPr>
             </w:pPr>
           </w:p>
@@ -240,18 +250,23 @@
               <w:spacing w:after="120"/>
               <w:rPr>
                 <w:b/>
+                <w:lang w:val="de-DE"/>
               </w:rPr>
             </w:pPr>
           </w:p>
           <w:p>
             <w:pPr>
               <w:spacing w:after="120"/>
+              <w:rPr>
+                <w:lang w:val="de-DE"/>
+              </w:rPr>
             </w:pPr>
             <w:r>
               <w:rPr>
                 <w:b/>
-              </w:rPr>
-              <w:t xml:space="preserve">Rechnung-Nr.: 26-0018</w:t>
+                <w:lang w:val="de-DE"/>
+              </w:rPr>
+              <w:t>Rechnung-Nr.: 26-0018</w:t>
             </w:r>
           </w:p>
           <w:p>
@@ -259,13 +274,31 @@
               <w:spacing w:after="120"/>
               <w:rPr>
                 <w:b/>
+                <w:lang w:val="de-DE"/>
               </w:rPr>
             </w:pPr>
             <w:r>
               <w:rPr>
                 <w:b/>
-              </w:rPr>
-              <w:t xml:space="preserve">Sehr geehrter Herr Springorum,</w:t>
+                <w:lang w:val="de-DE"/>
+              </w:rPr>
+              <w:t xml:space="preserve">Sehr geehrter Herr </w:t>
+            </w:r>
+            <w:proofErr w:type="spellStart"/>
+            <w:r>
+              <w:rPr>
+                <w:b/>
+                <w:lang w:val="de-DE"/>
+              </w:rPr>
+              <w:t>Springorum</w:t>
+            </w:r>
+            <w:proofErr w:type="spellEnd"/>
+            <w:r>
+              <w:rPr>
+                <w:b/>
+                <w:lang w:val="de-DE"/>
+              </w:rPr>
+              <w:t>,</w:t>
             </w:r>
           </w:p>
           <w:p>
@@ -341,7 +374,7 @@
                 <w:rFonts w:cs="Calibri"/>
                 <w:lang w:val="de-DE"/>
               </w:rPr>
-              <w:t xml:space="preserve">27.08.2026</w:t>
+              <w:t>27.08.2026</w:t>
             </w:r>
           </w:p>
           <w:p>
@@ -405,7 +438,10 @@
         </w:rPr>
       </w:pPr>
       <w:r>
-        <w:t xml:space="preserve">Bitte überweisen Sie den Rechnungsbetrag innerhalb von 14 Tagen auf unser unten genanntes Konto.</w:t>
+        <w:rPr>
+          <w:lang w:val="de-DE"/>
+        </w:rPr>
+        <w:t>Bitte überweisen Sie den Rechnungsbetrag innerhalb von 14 Tagen auf unser unten genanntes Konto.</w:t>
       </w:r>
     </w:p>
     <w:p>
@@ -487,6 +523,7 @@
                 <w:szCs w:val="14"/>
               </w:rPr>
             </w:pPr>
+            <w:proofErr w:type="spellStart"/>
             <w:r>
               <w:rPr>
                 <w:rFonts w:ascii="Arial" w:hAnsi="Arial"/>
@@ -496,6 +533,7 @@
               </w:rPr>
               <w:t>Bezeichnung</w:t>
             </w:r>
+            <w:proofErr w:type="spellEnd"/>
             <w:r>
               <w:rPr>
                 <w:rFonts w:ascii="Arial" w:hAnsi="Arial"/>
@@ -527,6 +565,7 @@
                 <w:szCs w:val="14"/>
               </w:rPr>
             </w:pPr>
+            <w:proofErr w:type="spellStart"/>
             <w:r>
               <w:rPr>
                 <w:rFonts w:ascii="Arial" w:hAnsi="Arial"/>
@@ -536,6 +575,7 @@
               </w:rPr>
               <w:t>Menge</w:t>
             </w:r>
+            <w:proofErr w:type="spellEnd"/>
           </w:p>
         </w:tc>
         <w:tc>
@@ -558,6 +598,7 @@
                 <w:szCs w:val="14"/>
               </w:rPr>
             </w:pPr>
+            <w:proofErr w:type="spellStart"/>
             <w:r>
               <w:rPr>
                 <w:rFonts w:ascii="Arial" w:hAnsi="Arial"/>
@@ -567,6 +608,7 @@
               </w:rPr>
               <w:t>Eintelpreis</w:t>
             </w:r>
+            <w:proofErr w:type="spellEnd"/>
           </w:p>
         </w:tc>
         <w:tc>
@@ -589,6 +631,7 @@
                 <w:szCs w:val="14"/>
               </w:rPr>
             </w:pPr>
+            <w:proofErr w:type="spellStart"/>
             <w:r>
               <w:rPr>
                 <w:rFonts w:ascii="Arial" w:hAnsi="Arial"/>
@@ -598,6 +641,7 @@
               </w:rPr>
               <w:t>Gesamt</w:t>
             </w:r>
+            <w:proofErr w:type="spellEnd"/>
           </w:p>
         </w:tc>
       </w:tr>
@@ -622,7 +666,7 @@
               <w:jc w:val="center"/>
             </w:pPr>
             <w:r>
-              <w:t xml:space="preserve">1</w:t>
+              <w:t>1</w:t>
             </w:r>
           </w:p>
         </w:tc>
@@ -638,9 +682,35 @@
             <w:vAlign w:val="center"/>
           </w:tcPr>
           <w:p>
-            <w:r>
-              <w:t xml:space="preserve">Regelmäßige Gartenpflege inkl. Gartenabfallentsorgung</w:t>
-            </w:r>
+            <w:proofErr w:type="spellStart"/>
+            <w:r>
+              <w:t>Regelmäßige</w:t>
+            </w:r>
+            <w:proofErr w:type="spellEnd"/>
+            <w:r>
+              <w:t xml:space="preserve"> </w:t>
+            </w:r>
+            <w:proofErr w:type="spellStart"/>
+            <w:r>
+              <w:t>Gartenpflege</w:t>
+            </w:r>
+            <w:proofErr w:type="spellEnd"/>
+            <w:r>
+              <w:t xml:space="preserve"> </w:t>
+            </w:r>
+            <w:proofErr w:type="spellStart"/>
+            <w:r>
+              <w:t>inkl</w:t>
+            </w:r>
+            <w:proofErr w:type="spellEnd"/>
+            <w:r>
+              <w:t xml:space="preserve">. </w:t>
+            </w:r>
+            <w:proofErr w:type="spellStart"/>
+            <w:r>
+              <w:t>Gartenabfallentsorgung</w:t>
+            </w:r>
+            <w:proofErr w:type="spellEnd"/>
           </w:p>
         </w:tc>
         <w:tc>
@@ -659,7 +729,7 @@
               <w:jc w:val="center"/>
             </w:pPr>
             <w:r>
-              <w:t xml:space="preserve">1</w:t>
+              <w:t>1</w:t>
             </w:r>
           </w:p>
         </w:tc>
@@ -679,7 +749,7 @@
               <w:jc w:val="right"/>
             </w:pPr>
             <w:r>
-              <w:t xml:space="preserve">450.00 €</w:t>
+              <w:t>450.00 €</w:t>
             </w:r>
           </w:p>
         </w:tc>
@@ -700,7 +770,7 @@
               <w:jc w:val="right"/>
             </w:pPr>
             <w:r>
-              <w:t xml:space="preserve">450.00 €</w:t>
+              <w:t>450.00 €</w:t>
             </w:r>
           </w:p>
         </w:tc>
@@ -725,9 +795,6 @@
             <w:pPr>
               <w:jc w:val="center"/>
             </w:pPr>
-            <w:r>
-              <w:t xml:space="preserve"/>
-            </w:r>
           </w:p>
         </w:tc>
         <w:tc>
@@ -871,6 +938,7 @@
                 <w:color w:val="000000"/>
               </w:rPr>
             </w:pPr>
+            <w:proofErr w:type="spellStart"/>
             <w:r>
               <w:rPr>
                 <w:rFonts w:ascii="Arial" w:hAnsi="Arial"/>
@@ -878,6 +946,7 @@
               </w:rPr>
               <w:t>Nettobetrag</w:t>
             </w:r>
+            <w:proofErr w:type="spellEnd"/>
           </w:p>
         </w:tc>
         <w:tc>
@@ -896,7 +965,7 @@
               <w:jc w:val="right"/>
             </w:pPr>
             <w:r>
-              <w:t xml:space="preserve">450.00 €</w:t>
+              <w:t>450.00 €</w:t>
             </w:r>
           </w:p>
         </w:tc>
@@ -982,7 +1051,23 @@
                 <w:rFonts w:ascii="Arial" w:hAnsi="Arial"/>
                 <w:color w:val="000000"/>
               </w:rPr>
-              <w:t>19% MwSt.</w:t>
+              <w:t xml:space="preserve">19% </w:t>
+            </w:r>
+            <w:proofErr w:type="spellStart"/>
+            <w:r>
+              <w:rPr>
+                <w:rFonts w:ascii="Arial" w:hAnsi="Arial"/>
+                <w:color w:val="000000"/>
+              </w:rPr>
+              <w:t>MwSt</w:t>
+            </w:r>
+            <w:proofErr w:type="spellEnd"/>
+            <w:r>
+              <w:rPr>
+                <w:rFonts w:ascii="Arial" w:hAnsi="Arial"/>
+                <w:color w:val="000000"/>
+              </w:rPr>
+              <w:t>.</w:t>
             </w:r>
           </w:p>
         </w:tc>
@@ -1002,7 +1087,7 @@
               <w:jc w:val="right"/>
             </w:pPr>
             <w:r>
-              <w:t xml:space="preserve">85.50 €</w:t>
+              <w:t>85.50 €</w:t>
             </w:r>
           </w:p>
         </w:tc>
@@ -1083,6 +1168,7 @@
                 <w:color w:val="000000"/>
               </w:rPr>
             </w:pPr>
+            <w:proofErr w:type="spellStart"/>
             <w:r>
               <w:rPr>
                 <w:rFonts w:ascii="Arial" w:hAnsi="Arial"/>
@@ -1090,6 +1176,7 @@
               </w:rPr>
               <w:t>Bruttobetrag</w:t>
             </w:r>
+            <w:proofErr w:type="spellEnd"/>
           </w:p>
         </w:tc>
         <w:tc>
@@ -1108,7 +1195,7 @@
               <w:jc w:val="right"/>
             </w:pPr>
             <w:r>
-              <w:t xml:space="preserve">535.50 €</w:t>
+              <w:t>535.50 €</w:t>
             </w:r>
           </w:p>
         </w:tc>
@@ -1136,14 +1223,7 @@
           <w:rFonts w:eastAsia="絡遺羹"/>
           <w:lang w:val="de-DE"/>
         </w:rPr>
-        <w:t xml:space="preserve">Ich danke Ihnen für die gute </w:t>
-      </w:r>
-      <w:r>
-        <w:rPr>
-          <w:rFonts w:eastAsia="絡遺羹"/>
-          <w:lang w:val="de-DE"/>
-        </w:rPr>
-        <w:t>Zusammenarbeit. Für weitere Fragen stehen wir Ihnen sehr gerne zur Verfügung.</w:t>
+        <w:t>Ich danke Ihnen für die gute Zusammenarbeit. Für weitere Fragen stehen wir Ihnen sehr gerne zur Verfügung.</w:t>
       </w:r>
       <w:r>
         <w:rPr>
@@ -1160,11 +1240,53 @@
           <w:lang w:val="ru-RU"/>
         </w:rPr>
       </w:pPr>
+      <w:proofErr w:type="spellStart"/>
       <w:r>
         <w:rPr>
           <w:rFonts w:eastAsia="絡遺羹"/>
         </w:rPr>
-        <w:t xml:space="preserve">Mit freundlichen Grüße </w:t>
+        <w:t>Mit</w:t>
+      </w:r>
+      <w:proofErr w:type="spellEnd"/>
+      <w:r>
+        <w:rPr>
+          <w:rFonts w:eastAsia="絡遺羹"/>
+        </w:rPr>
+        <w:t xml:space="preserve"> </w:t>
+      </w:r>
+      <w:proofErr w:type="spellStart"/>
+      <w:r>
+        <w:rPr>
+          <w:rFonts w:eastAsia="絡遺羹"/>
+        </w:rPr>
+        <w:t>freundlichen</w:t>
+      </w:r>
+      <w:proofErr w:type="spellEnd"/>
+      <w:r>
+        <w:rPr>
+          <w:rFonts w:eastAsia="絡遺羹"/>
+        </w:rPr>
+        <w:t xml:space="preserve"> </w:t>
+      </w:r>
+      <w:proofErr w:type="spellStart"/>
+      <w:r>
+        <w:rPr>
+          <w:rFonts w:eastAsia="絡遺羹"/>
+        </w:rPr>
+        <w:t>Grüße</w:t>
+      </w:r>
+      <w:r>
+        <w:rPr>
+          <w:rFonts w:eastAsia="絡遺羹"/>
+        </w:rPr>
+        <w:t>n</w:t>
+      </w:r>
+      <w:proofErr w:type="spellEnd"/>
+      <w:r>
+        <w:rPr>
+          <w:rFonts w:eastAsia="絡遺羹"/>
+        </w:rPr>
+        <w:t xml:space="preserve"> </w:t>
       </w:r>
     </w:p>
     <w:p>
@@ -1248,13 +1370,9 @@
       </w:rPr>
     </w:pPr>
     <w:r>
-      <w:rPr>
-        <w:noProof/>
-      </w:rPr>
-    </w:r>
-    <w:r>
       <w:pict w14:anchorId="7CAED5FC">
-        <v:rect id="Shape4" o:spid="_x0000_s2051" style="width:453.5pt;height:1.5pt;visibility:visible;mso-wrap-style:square;mso-left-percent:-10001;mso-top-percent:-10001;mso-position-horizontal:absolute;mso-position-horizontal-relative:char;mso-position-vertical:absolute;mso-position-vertical-relative:line;mso-left-percent:-10001;mso-top-percent:-10001;v-text-anchor:top" o:gfxdata="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" fillcolor="#a0a0a0" stroked="f" strokeweight="0">
+        <v:rect id="Shape4" o:spid="_x0000_s2055" style="width:453.5pt;height:1.5pt;visibility:visible;mso-wrap-style:square;mso-left-percent:-10001;mso-top-percent:-10001;mso-position-horizontal:absolute;mso-position-horizontal-relative:char;mso-position-vertical:absolute;mso-position-vertical-relative:line;mso-left-percent:-10001;mso-top-percent:-10001;v-text-anchor:top" fillcolor="#a0a0a0" stroked="f" strokeweight="0">
+          <w10:wrap type="none"/>
           <w10:anchorlock/>
         </v:rect>
       </w:pict>
@@ -1383,6 +1501,14 @@
         <w:lang w:val="nl-NL"/>
       </w:rPr>
       <w:tab/>
+    </w:r>
+    <w:r>
+      <w:rPr>
+        <w:rFonts w:cs="Calibri"/>
+        <w:b/>
+        <w:sz w:val="16"/>
+        <w:lang w:val="nl-NL"/>
+      </w:rPr>
       <w:t xml:space="preserve">Email: </w:t>
     </w:r>
     <w:hyperlink r:id="rId1">
@@ -1454,25 +1580,7 @@
         <w:lang w:val="nl-NL"/>
       </w:rPr>
       <w:tab/>
-      <w:t xml:space="preserve">Steuer-Nr.27/103/00992           </w:t>
-    </w:r>
-    <w:r>
-      <w:rPr>
-        <w:rFonts w:cs="Calibri"/>
-        <w:b/>
-        <w:sz w:val="16"/>
-        <w:lang w:val="nl-NL"/>
-      </w:rPr>
-      <w:t xml:space="preserve">                                                                                                                                                                                                                                                                </w:t>
-    </w:r>
-    <w:r>
-      <w:rPr>
-        <w:rFonts w:cs="Calibri"/>
-        <w:b/>
-        <w:sz w:val="16"/>
-        <w:lang w:val="nl-NL"/>
-      </w:rPr>
-      <w:t xml:space="preserve"> </w:t>
+      <w:t xml:space="preserve">Steuer-Nr.27/103/00992                                                                                                                                                                                                                                                                            </w:t>
     </w:r>
   </w:p>
   <w:p>
@@ -1546,16 +1654,7 @@
         <w:sz w:val="16"/>
         <w:lang w:val="nl-NL"/>
       </w:rPr>
-      <w:t xml:space="preserve">                                                                                        </w:t>
-    </w:r>
-    <w:r>
-      <w:rPr>
-        <w:rFonts w:cs="Calibri"/>
-        <w:b/>
-        <w:sz w:val="16"/>
-        <w:lang w:val="nl-NL"/>
-      </w:rPr>
-      <w:t xml:space="preserve">                                                     </w:t>
+      <w:t xml:space="preserve">                                                                                                                                             </w:t>
     </w:r>
     <w:r>
       <w:rPr>
@@ -1625,16 +1724,7 @@
         <w:lang w:val="nl-NL"/>
       </w:rPr>
       <w:tab/>
-      <w:t>Name: S</w:t>
-    </w:r>
-    <w:r>
-      <w:rPr>
-        <w:rFonts w:cs="Calibri"/>
-        <w:b/>
-        <w:sz w:val="16"/>
-        <w:lang w:val="nl-NL"/>
-      </w:rPr>
-      <w:t xml:space="preserve">argis Simonyan                                                                                                                         </w:t>
+      <w:t xml:space="preserve">Name: Sargis Simonyan                                                                                                                         </w:t>
     </w:r>
   </w:p>
   <w:p>
@@ -1658,16 +1748,7 @@
         <w:sz w:val="16"/>
         <w:lang w:val="nl-NL"/>
       </w:rPr>
-      <w:t xml:space="preserve">                                                                                                                        </w:t>
-    </w:r>
-    <w:r>
-      <w:rPr>
-        <w:rFonts w:cs="Calibri"/>
-        <w:b/>
-        <w:sz w:val="16"/>
-        <w:lang w:val="nl-NL"/>
-      </w:rPr>
-      <w:t xml:space="preserve">                    </w:t>
+      <w:t xml:space="preserve">                                                                                                                                            </w:t>
     </w:r>
     <w:r>
       <w:rPr>
@@ -1705,17 +1786,7 @@
         <w:sz w:val="16"/>
         <w:lang w:val="nl-NL"/>
       </w:rPr>
-      <w:t xml:space="preserve">                                                                                                                                                                     </w:t>
-    </w:r>
-    <w:r>
-      <w:rPr>
-        <w:rFonts w:cs="Calibri"/>
-        <w:b/>
-        <w:i/>
-        <w:sz w:val="16"/>
-        <w:lang w:val="nl-NL"/>
-      </w:rPr>
-      <w:t xml:space="preserve">                </w:t>
+      <w:t xml:space="preserve">                                                                                                                                                                                     </w:t>
     </w:r>
   </w:p>
   <w:p>
@@ -1856,7 +1927,7 @@
         <w:noProof/>
       </w:rPr>
       <w:pict w14:anchorId="2EB6BC3D">
-        <v:rect id="Frame1" o:spid="_x0000_s2054" style="position:absolute;margin-left:-34.2pt;margin-top:294.05pt;width:17pt;height:18.15pt;z-index:-503316476;visibility:visible;mso-wrap-style:square;mso-wrap-distance-left:59.55pt;mso-wrap-distance-top:0;mso-wrap-distance-right:0;mso-wrap-distance-bottom:0;mso-position-horizontal:right;mso-position-horizontal-relative:page;mso-position-vertical:absolute;mso-position-vertical-relative:page;v-text-anchor:top" o:gfxdata="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" o:allowincell="f" filled="f" stroked="f" strokeweight="0">
+        <v:rect id="Frame1" o:spid="_x0000_s2054" style="position:absolute;margin-left:-68.4pt;margin-top:294.05pt;width:17pt;height:18.15pt;z-index:-503316476;visibility:visible;mso-wrap-style:square;mso-wrap-distance-left:59.55pt;mso-wrap-distance-top:0;mso-wrap-distance-right:0;mso-wrap-distance-bottom:0;mso-position-horizontal:right;mso-position-horizontal-relative:page;mso-position-vertical:absolute;mso-position-vertical-relative:page;v-text-anchor:top" o:gfxdata="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" o:allowincell="f" filled="f" stroked="f" strokeweight="0">
           <v:textbox inset="0,0,0,0">
             <w:txbxContent>
               <w:p>
@@ -1885,7 +1956,7 @@
         <w:noProof/>
       </w:rPr>
       <w:pict w14:anchorId="76D92401">
-        <v:rect id="Frame2" o:spid="_x0000_s2053" style="position:absolute;margin-left:-34.2pt;margin-top:408.85pt;width:17pt;height:18.15pt;z-index:-503316474;visibility:visible;mso-wrap-style:square;mso-wrap-distance-left:59.55pt;mso-wrap-distance-top:0;mso-wrap-distance-right:0;mso-wrap-distance-bottom:0;mso-position-horizontal:right;mso-position-horizontal-relative:page;mso-position-vertical:absolute;mso-position-vertical-relative:page;v-text-anchor:top" o:gfxdata="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" o:allowincell="f" filled="f" stroked="f" strokeweight="0">
+        <v:rect id="Frame2" o:spid="_x0000_s2053" style="position:absolute;margin-left:-68.4pt;margin-top:408.85pt;width:17pt;height:18.15pt;z-index:-503316474;visibility:visible;mso-wrap-style:square;mso-wrap-distance-left:59.55pt;mso-wrap-distance-top:0;mso-wrap-distance-right:0;mso-wrap-distance-bottom:0;mso-position-horizontal:right;mso-position-horizontal-relative:page;mso-position-vertical:absolute;mso-position-vertical-relative:page;v-text-anchor:top" o:gfxdata="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" o:allowincell="f" filled="f" stroked="f" strokeweight="0">
           <v:textbox inset="0,0,0,0">
             <w:txbxContent>
               <w:p>
@@ -3361,19 +3432,12 @@
 </file>
 
 <file path=customXml/item1.xml><?xml version="1.0" encoding="utf-8"?>
-<b:Sources xmlns:b="http://schemas.openxmlformats.org/officeDocument/2006/bibliography" xmlns="http://schemas.openxmlformats.org/officeDocument/2006/bibliography" SelectedStyle="\APASixthEditionOfficeOnline.xsl" StyleName="APA" Version="6"/>
+<p:properties xmlns:p="http://schemas.microsoft.com/office/2006/metadata/properties" xmlns:xsi="http://www.w3.org/2001/XMLSchema-instance" xmlns:pc="http://schemas.microsoft.com/office/infopath/2007/PartnerControls">
+  <documentManagement/>
+</p:properties>
 </file>
 
 <file path=customXml/item2.xml><?xml version="1.0" encoding="utf-8"?>
-<?mso-contentType ?>
-<FormTemplates xmlns="http://schemas.microsoft.com/sharepoint/v3/contenttype/forms">
-  <Display>DocumentLibraryForm</Display>
-  <Edit>DocumentLibraryForm</Edit>
-  <New>DocumentLibraryForm</New>
-</FormTemplates>
-</file>
-
-<file path=customXml/item3.xml><?xml version="1.0" encoding="utf-8"?>
 <ct:contentTypeSchema xmlns:ct="http://schemas.microsoft.com/office/2006/metadata/contentType" xmlns:ma="http://schemas.microsoft.com/office/2006/metadata/properties/metaAttributes" ct:_="" ma:_="" ma:contentTypeName="Document" ma:contentTypeID="0x010100DCB78DB662DF904890B04ABC6E9E37BF" ma:contentTypeVersion="0" ma:contentTypeDescription="Create a new document." ma:contentTypeScope="" ma:versionID="f9336c7b176d157f6f5d8a262975ec89">
   <xsd:schema xmlns:xsd="http://www.w3.org/2001/XMLSchema" xmlns:xs="http://www.w3.org/2001/XMLSchema" xmlns:p="http://schemas.microsoft.com/office/2006/metadata/properties" targetNamespace="http://schemas.microsoft.com/office/2006/metadata/properties" ma:root="true" ma:fieldsID="1b05d82d297216baf5b26c55225140df">
     <xsd:element name="properties">
@@ -3487,29 +3551,29 @@
 </ct:contentTypeSchema>
 </file>
 
+<file path=customXml/item3.xml><?xml version="1.0" encoding="utf-8"?>
+<?mso-contentType ?>
+<FormTemplates xmlns="http://schemas.microsoft.com/sharepoint/v3/contenttype/forms">
+  <Display>DocumentLibraryForm</Display>
+  <Edit>DocumentLibraryForm</Edit>
+  <New>DocumentLibraryForm</New>
+</FormTemplates>
+</file>
+
 <file path=customXml/item4.xml><?xml version="1.0" encoding="utf-8"?>
-<p:properties xmlns:p="http://schemas.microsoft.com/office/2006/metadata/properties" xmlns:xsi="http://www.w3.org/2001/XMLSchema-instance" xmlns:pc="http://schemas.microsoft.com/office/infopath/2007/PartnerControls">
-  <documentManagement/>
-</p:properties>
+<b:Sources xmlns:b="http://schemas.openxmlformats.org/officeDocument/2006/bibliography" xmlns="http://schemas.openxmlformats.org/officeDocument/2006/bibliography" SelectedStyle="\APASixthEditionOfficeOnline.xsl" StyleName="APA" Version="6"/>
 </file>
 
 <file path=customXml/itemProps1.xml><?xml version="1.0" encoding="utf-8"?>
-<ds:datastoreItem xmlns:ds="http://schemas.openxmlformats.org/officeDocument/2006/customXml" ds:itemID="{BD004570-D6A7-40E4-9EC6-BE09AED9DB92}">
+<ds:datastoreItem xmlns:ds="http://schemas.openxmlformats.org/officeDocument/2006/customXml" ds:itemID="{6F5D1C06-2B36-4C99-A052-9DD4E2562F21}">
   <ds:schemaRefs>
-    <ds:schemaRef ds:uri="http://schemas.openxmlformats.org/officeDocument/2006/bibliography"/>
+    <ds:schemaRef ds:uri="http://schemas.microsoft.com/office/2006/metadata/properties"/>
+    <ds:schemaRef ds:uri="http://schemas.microsoft.com/office/infopath/2007/PartnerControls"/>
   </ds:schemaRefs>
 </ds:datastoreItem>
 </file>
 
 <file path=customXml/itemProps2.xml><?xml version="1.0" encoding="utf-8"?>
-<ds:datastoreItem xmlns:ds="http://schemas.openxmlformats.org/officeDocument/2006/customXml" ds:itemID="{AD58D310-673E-4443-875A-2F413A6B7894}">
-  <ds:schemaRefs>
-    <ds:schemaRef ds:uri="http://schemas.microsoft.com/sharepoint/v3/contenttype/forms"/>
-  </ds:schemaRefs>
-</ds:datastoreItem>
-</file>
-
-<file path=customXml/itemProps3.xml><?xml version="1.0" encoding="utf-8"?>
 <ds:datastoreItem xmlns:ds="http://schemas.openxmlformats.org/officeDocument/2006/customXml" ds:itemID="{60552E65-BE7A-4A78-A651-918B109422B9}">
   <ds:schemaRefs>
     <ds:schemaRef ds:uri="http://schemas.microsoft.com/office/2006/metadata/contentType"/>
@@ -3525,11 +3589,18 @@
 </ds:datastoreItem>
 </file>
 
+<file path=customXml/itemProps3.xml><?xml version="1.0" encoding="utf-8"?>
+<ds:datastoreItem xmlns:ds="http://schemas.openxmlformats.org/officeDocument/2006/customXml" ds:itemID="{AD58D310-673E-4443-875A-2F413A6B7894}">
+  <ds:schemaRefs>
+    <ds:schemaRef ds:uri="http://schemas.microsoft.com/sharepoint/v3/contenttype/forms"/>
+  </ds:schemaRefs>
+</ds:datastoreItem>
+</file>
+
 <file path=customXml/itemProps4.xml><?xml version="1.0" encoding="utf-8"?>
-<ds:datastoreItem xmlns:ds="http://schemas.openxmlformats.org/officeDocument/2006/customXml" ds:itemID="{6F5D1C06-2B36-4C99-A052-9DD4E2562F21}">
+<ds:datastoreItem xmlns:ds="http://schemas.openxmlformats.org/officeDocument/2006/customXml" ds:itemID="{BD004570-D6A7-40E4-9EC6-BE09AED9DB92}">
   <ds:schemaRefs>
-    <ds:schemaRef ds:uri="http://schemas.microsoft.com/office/2006/metadata/properties"/>
-    <ds:schemaRef ds:uri="http://schemas.microsoft.com/office/infopath/2007/PartnerControls"/>
+    <ds:schemaRef ds:uri="http://schemas.openxmlformats.org/officeDocument/2006/bibliography"/>
   </ds:schemaRefs>
 </ds:datastoreItem>
 </file>